--- a/DIRMUPV3/ИСРПО Курсовая.docx
+++ b/DIRMUPV3/ИСРПО Курсовая.docx
@@ -150,16 +150,20 @@
                             <w:pPr>
                               <w:jc w:val="center"/>
                               <w:rPr>
-                                <w:rFonts w:ascii="Arial" w:hAnsi="Arial"/>
+                                <w:rFonts w:ascii="Arial" w:hAnsi="Arial" w:cs="Arial"/>
                                 <w:sz w:val="44"/>
+                                <w:szCs w:val="44"/>
                               </w:rPr>
                             </w:pPr>
                             <w:r>
                               <w:rPr>
-                                <w:rFonts w:ascii="Arial" w:hAnsi="Arial"/>
+                                <w:rFonts w:ascii="Arial" w:hAnsi="Arial" w:cs="Arial"/>
+                                <w:noProof/>
+                                <w:snapToGrid w:val="0"/>
                                 <w:sz w:val="44"/>
-                              </w:rPr>
-                              <w:t>ТЕХНОЛОГИЯ РАЗРАБОТКИ ПРОГРАММНОГО ОБЕСПЕЧЕНИЯ</w:t>
+                                <w:szCs w:val="44"/>
+                              </w:rPr>
+                              <w:t>Инструментальные средства разработки Программного Обеспечения</w:t>
                             </w:r>
                           </w:p>
                           <w:p>
@@ -250,16 +254,20 @@
                       <w:pPr>
                         <w:jc w:val="center"/>
                         <w:rPr>
-                          <w:rFonts w:ascii="Arial" w:hAnsi="Arial"/>
+                          <w:rFonts w:ascii="Arial" w:hAnsi="Arial" w:cs="Arial"/>
                           <w:sz w:val="44"/>
+                          <w:szCs w:val="44"/>
                         </w:rPr>
                       </w:pPr>
                       <w:r>
                         <w:rPr>
-                          <w:rFonts w:ascii="Arial" w:hAnsi="Arial"/>
+                          <w:rFonts w:ascii="Arial" w:hAnsi="Arial" w:cs="Arial"/>
+                          <w:noProof/>
+                          <w:snapToGrid w:val="0"/>
                           <w:sz w:val="44"/>
+                          <w:szCs w:val="44"/>
                         </w:rPr>
-                        <w:t>ТЕХНОЛОГИЯ РАЗРАБОТКИ ПРОГРАММНОГО ОБЕСПЕЧЕНИЯ</w:t>
+                        <w:t>Инструментальные средства разработки Программного Обеспечения</w:t>
                       </w:r>
                     </w:p>
                     <w:p>
@@ -898,6 +906,7 @@
           <w:szCs w:val="22"/>
         </w:rPr>
       </w:pPr>
+      <w:proofErr w:type="spellStart"/>
       <w:r>
         <w:rPr>
           <w:snapToGrid w:val="0"/>
@@ -906,6 +915,7 @@
         </w:rPr>
         <w:t>Бурумбаев</w:t>
       </w:r>
+      <w:proofErr w:type="spellEnd"/>
       <w:r>
         <w:rPr>
           <w:snapToGrid w:val="0"/>
@@ -1013,13 +1023,23 @@
           <w:b/>
         </w:rPr>
       </w:pPr>
+      <w:proofErr w:type="spellStart"/>
       <w:r>
         <w:rPr>
           <w:snapToGrid w:val="0"/>
           <w:color w:val="auto"/>
           <w:szCs w:val="22"/>
         </w:rPr>
-        <w:t>Мурахтанов Р.А.</w:t>
+        <w:t>Мурахтанов</w:t>
+      </w:r>
+      <w:proofErr w:type="spellEnd"/>
+      <w:r>
+        <w:rPr>
+          <w:snapToGrid w:val="0"/>
+          <w:color w:val="auto"/>
+          <w:szCs w:val="22"/>
+        </w:rPr>
+        <w:t xml:space="preserve"> Р.А.</w:t>
       </w:r>
     </w:p>
     <w:p>
@@ -3689,10 +3709,7 @@
         <w:jc w:val="center"/>
       </w:pPr>
       <w:r>
-        <w:t xml:space="preserve">Рисунок 1 - </w:t>
-      </w:r>
-      <w:r>
-        <w:t>Алгоритм решение учёта заявок на ремонт автомобилей в виде блок-схемы</w:t>
+        <w:t>Рисунок 1 - Алгоритм решение учёта заявок на ремонт автомобилей в виде блок-схемы</w:t>
       </w:r>
     </w:p>
     <w:p>
@@ -3763,10 +3780,7 @@
         <w:jc w:val="center"/>
       </w:pPr>
       <w:r>
-        <w:t xml:space="preserve">Рисунок 2 - </w:t>
-      </w:r>
-      <w:r>
-        <w:t>Алгоритм расчёта количества заявок в виде блок-схемы</w:t>
+        <w:t>Рисунок 2 - Алгоритм расчёта количества заявок в виде блок-схемы</w:t>
       </w:r>
     </w:p>
     <w:sectPr>
